--- a/templates/hop_dong_dich_vu.docx
+++ b/templates/hop_dong_dich_vu.docx
@@ -42,76 +42,7 @@
                 <w:bCs/>
                 <w:sz w:val="22"/>
               </w:rPr>
-              <w:t>HỢP</w:t>
-            </w:r>
-            <w:r>
-              <w:rPr>
-                <w:b/>
-                <w:bCs/>
-                <w:spacing w:val="3"/>
-                <w:sz w:val="22"/>
-              </w:rPr>
-              <w:t xml:space="preserve"> </w:t>
-            </w:r>
-            <w:r>
-              <w:rPr>
-                <w:b/>
-                <w:bCs/>
-                <w:sz w:val="22"/>
-              </w:rPr>
-              <w:t>TÁC</w:t>
-            </w:r>
-            <w:r>
-              <w:rPr>
-                <w:b/>
-                <w:bCs/>
-                <w:spacing w:val="4"/>
-                <w:sz w:val="22"/>
-              </w:rPr>
-              <w:t xml:space="preserve"> </w:t>
-            </w:r>
-            <w:r>
-              <w:rPr>
-                <w:b/>
-                <w:bCs/>
-                <w:sz w:val="22"/>
-              </w:rPr>
-              <w:t>XÃ</w:t>
-            </w:r>
-            <w:r>
-              <w:rPr>
-                <w:b/>
-                <w:bCs/>
-                <w:spacing w:val="4"/>
-                <w:sz w:val="22"/>
-              </w:rPr>
-              <w:t xml:space="preserve"> </w:t>
-            </w:r>
-            <w:r>
-              <w:rPr>
-                <w:b/>
-                <w:bCs/>
-                <w:sz w:val="22"/>
-              </w:rPr>
-              <w:t>LÂM</w:t>
-            </w:r>
-            <w:r>
-              <w:rPr>
-                <w:b/>
-                <w:bCs/>
-                <w:spacing w:val="4"/>
-                <w:sz w:val="22"/>
-              </w:rPr>
-              <w:t xml:space="preserve"> </w:t>
-            </w:r>
-            <w:r>
-              <w:rPr>
-                <w:b/>
-                <w:bCs/>
-                <w:spacing w:val="-4"/>
-                <w:sz w:val="22"/>
-              </w:rPr>
-              <w:t>MINH</w:t>
+              <w:t>{{tenDonViHTX}}</w:t>
             </w:r>
           </w:p>
           <w:p>
@@ -660,87 +591,145 @@
     </w:p>
     <w:p>
       <w:pPr>
-        <w:tabs>
-          <w:tab w:val="left" w:pos="6096"/>
-        </w:tabs>
-        <w:spacing w:after="0" w:line="276" w:lineRule="auto"/>
-        <w:rPr>
-          <w:bCs/>
-          <w:sz w:val="22"/>
-        </w:rPr>
-      </w:pPr>
-      <w:r>
-        <w:rPr>
-          <w:bCs/>
-          <w:sz w:val="22"/>
-        </w:rPr>
-        <w:t>Đại diện: Bà NGUYỄN THÚY DIỄM</w:t>
-      </w:r>
-      <w:r>
-        <w:rPr>
-          <w:bCs/>
-          <w:sz w:val="22"/>
-        </w:rPr>
+        <w:spacing w:after="0" w:line="276" w:lineRule="auto"/>
+      </w:pPr>
+      <w:r>
+        <w:t xml:space="preserve">Đại diện: </w:t>
+      </w:r>
+      <w:r>
+        <w:t>{{</w:t>
+      </w:r>
+      <w:r>
+        <w:t>nguoiDaiDienDonViHTX</w:t>
+      </w:r>
+      <w:r>
+        <w:t xml:space="preserve">}} </w:t>
+      </w:r>
+      <w:r>
         <w:tab/>
-        <w:t>Chức vụ: Giám đốc</w:t>
-      </w:r>
-    </w:p>
-    <w:p>
-      <w:pPr>
-        <w:spacing w:after="0" w:line="276" w:lineRule="auto"/>
-        <w:rPr>
-          <w:bCs/>
-          <w:sz w:val="22"/>
-        </w:rPr>
-      </w:pPr>
-      <w:r>
-        <w:rPr>
-          <w:bCs/>
-          <w:sz w:val="22"/>
-        </w:rPr>
-        <w:t>Địa chỉ: Số 7A/114, Thành Thái, Phường Diên Hồng, Thành phố Hồ Chí Minh, Việt Nam..</w:t>
-      </w:r>
-    </w:p>
-    <w:p>
-      <w:pPr>
-        <w:spacing w:after="0" w:line="276" w:lineRule="auto"/>
-        <w:rPr>
-          <w:sz w:val="22"/>
-        </w:rPr>
-      </w:pPr>
-      <w:r>
-        <w:rPr>
-          <w:sz w:val="22"/>
-        </w:rPr>
-        <w:t>Điện thoại: 0886023434</w:t>
-      </w:r>
-    </w:p>
-    <w:p>
-      <w:pPr>
-        <w:spacing w:after="0" w:line="276" w:lineRule="auto"/>
-        <w:rPr>
-          <w:sz w:val="22"/>
-        </w:rPr>
-      </w:pPr>
-      <w:r>
-        <w:rPr>
-          <w:sz w:val="22"/>
-        </w:rPr>
-        <w:t>Giấy phép kinh doanh vận tải Số: 79257972 cấp lần thứ 1, ngày 16/10/2025</w:t>
-      </w:r>
-    </w:p>
-    <w:p>
-      <w:pPr>
-        <w:spacing w:after="0" w:line="276" w:lineRule="auto"/>
-        <w:rPr>
-          <w:sz w:val="22"/>
-        </w:rPr>
-      </w:pPr>
-      <w:r>
-        <w:rPr>
-          <w:sz w:val="22"/>
-        </w:rPr>
-        <w:t>Nơi cấp: Sở Xây Dựng TP.Hồ Chí Minh MST: 0319199414</w:t>
+        <w:t xml:space="preserve">Chức vụ: </w:t>
+      </w:r>
+      <w:r>
+        <w:t>{{</w:t>
+      </w:r>
+      <w:r>
+        <w:t>chucVuNguoiDaiDienDonViHTX</w:t>
+      </w:r>
+      <w:r>
+        <w:t>}}</w:t>
+      </w:r>
+    </w:p>
+    <w:p>
+      <w:pPr>
+        <w:spacing w:after="0" w:line="276" w:lineRule="auto"/>
+      </w:pPr>
+      <w:r>
+        <w:t xml:space="preserve">Địa chỉ: </w:t>
+      </w:r>
+      <w:r>
+        <w:t>{{</w:t>
+      </w:r>
+      <w:r>
+        <w:t>diaChiDonViHTX</w:t>
+      </w:r>
+      <w:r>
+        <w:t>}}</w:t>
+      </w:r>
+      <w:r>
+        <w:t xml:space="preserve"> </w:t>
+      </w:r>
+    </w:p>
+    <w:p>
+      <w:pPr>
+        <w:spacing w:after="0" w:line="276" w:lineRule="auto"/>
+      </w:pPr>
+      <w:r>
+        <w:t xml:space="preserve">Điện thoại: </w:t>
+      </w:r>
+      <w:r>
+        <w:t>{{</w:t>
+      </w:r>
+      <w:r>
+        <w:t>sdtDonViHTX</w:t>
+      </w:r>
+      <w:r>
+        <w:t>}}</w:t>
+      </w:r>
+    </w:p>
+    <w:p>
+      <w:pPr>
+        <w:spacing w:after="0" w:line="276" w:lineRule="auto"/>
+      </w:pPr>
+      <w:r>
+        <w:t xml:space="preserve">Giấy CNĐKKD Số : </w:t>
+      </w:r>
+      <w:r>
+        <w:t>{{</w:t>
+      </w:r>
+      <w:r>
+        <w:t>soGiayPhepKDVTDonViHTX</w:t>
+      </w:r>
+      <w:r>
+        <w:t>}}</w:t>
+      </w:r>
+      <w:r>
+        <w:t xml:space="preserve"> cấp lần thứ </w:t>
+      </w:r>
+      <w:r>
+        <w:t>{{</w:t>
+      </w:r>
+      <w:r>
+        <w:t>lanCapGiayPhepKDVTDonViHTX</w:t>
+      </w:r>
+      <w:r>
+        <w:t>}}</w:t>
+      </w:r>
+      <w:r>
+        <w:t xml:space="preserve">, ngày </w:t>
+      </w:r>
+      <w:r>
+        <w:t>{{</w:t>
+      </w:r>
+      <w:r>
+        <w:t>ngayCapGiayPhepKDVTDonViHTX</w:t>
+      </w:r>
+      <w:r>
+        <w:t>}}</w:t>
+      </w:r>
+      <w:r>
+        <w:t xml:space="preserve"> </w:t>
+      </w:r>
+    </w:p>
+    <w:p>
+      <w:pPr>
+        <w:spacing w:after="0" w:line="276" w:lineRule="auto"/>
+      </w:pPr>
+      <w:r>
+        <w:t xml:space="preserve">Nơi cấp: </w:t>
+      </w:r>
+      <w:r>
+        <w:t>{{</w:t>
+      </w:r>
+      <w:r>
+        <w:t>noiCapGiayPhepKDVTDonViHTX</w:t>
+      </w:r>
+      <w:r>
+        <w:t>}}</w:t>
+      </w:r>
+      <w:r>
+        <w:tab/>
+      </w:r>
+      <w:r>
+        <w:t xml:space="preserve"> MST: </w:t>
+      </w:r>
+      <w:r>
+        <w:t>{{</w:t>
+      </w:r>
+      <w:r>
+        <w:t>soGiayPhepKDDonViHTX</w:t>
+      </w:r>
+      <w:r>
+        <w:t>}}</w:t>
       </w:r>
     </w:p>
     <w:p>
@@ -1206,6 +1195,7 @@
         <w:rPr>
           <w:sz w:val="22"/>
         </w:rPr>
+        <w:lastRenderedPageBreak/>
         <w:t>- Tạm ngưng cung cấp sản phẩm, dịch vụ vận tải khi thành viên vi phạm thỏa thuận hợp đồng dịch vụ, vi phạm nội quy của HTX và các điều khoản quy định của ngành vận tải (phải có thông báo trước ít nhất 15 ngày)</w:t>
       </w:r>
     </w:p>
@@ -1223,7 +1213,6 @@
         <w:rPr>
           <w:sz w:val="22"/>
         </w:rPr>
-        <w:lastRenderedPageBreak/>
         <w:t>- Yêu cầu thành viên thanh toán cho việc sử dụng sản phẩm, dịch vụ vận tải của bên A đúng thời hạn theo hợp đồng.</w:t>
       </w:r>
     </w:p>
@@ -1657,6 +1646,7 @@
           <w:bCs/>
           <w:sz w:val="22"/>
         </w:rPr>
+        <w:lastRenderedPageBreak/>
         <w:t>Điều 3: Thời hạn và thanh lý hợp đồng</w:t>
       </w:r>
     </w:p>
@@ -1691,7 +1681,6 @@
         <w:rPr>
           <w:sz w:val="22"/>
         </w:rPr>
-        <w:lastRenderedPageBreak/>
         <w:t xml:space="preserve">- Hợp đồng này có hiệu lực từ ngày </w:t>
       </w:r>
       <w:r>
@@ -2059,38 +2048,7 @@
                 <w:b/>
                 <w:sz w:val="22"/>
               </w:rPr>
-              <w:t>NGUYỄN</w:t>
-            </w:r>
-            <w:r>
-              <w:rPr>
-                <w:b/>
-                <w:spacing w:val="6"/>
-                <w:sz w:val="22"/>
-              </w:rPr>
-              <w:t xml:space="preserve"> </w:t>
-            </w:r>
-            <w:r>
-              <w:rPr>
-                <w:b/>
-                <w:sz w:val="22"/>
-              </w:rPr>
-              <w:t>THÚY</w:t>
-            </w:r>
-            <w:r>
-              <w:rPr>
-                <w:b/>
-                <w:spacing w:val="7"/>
-                <w:sz w:val="22"/>
-              </w:rPr>
-              <w:t xml:space="preserve"> </w:t>
-            </w:r>
-            <w:r>
-              <w:rPr>
-                <w:b/>
-                <w:spacing w:val="-4"/>
-                <w:sz w:val="22"/>
-              </w:rPr>
-              <w:t>DIỄM</w:t>
+              <w:t>{{nguoiDaiDienDonViHTX}}</w:t>
             </w:r>
           </w:p>
         </w:tc>

--- a/templates/hop_dong_dich_vu.docx
+++ b/templates/hop_dong_dich_vu.docx
@@ -69,7 +69,31 @@
                 <w:bCs/>
                 <w:sz w:val="22"/>
               </w:rPr>
-              <w:t>{{maSoHopDong}}/HDDV-HTXLM</w:t>
+              <w:t>{{maSoHopDong}}/HDDV-</w:t>
+            </w:r>
+            <w:r>
+              <w:rPr>
+                <w:b/>
+                <w:bCs/>
+                <w:sz w:val="22"/>
+              </w:rPr>
+              <w:t>{{</w:t>
+            </w:r>
+            <w:r>
+              <w:rPr>
+                <w:b/>
+                <w:bCs/>
+                <w:sz w:val="22"/>
+              </w:rPr>
+              <w:t>tenVietTatDonViHTX</w:t>
+            </w:r>
+            <w:r>
+              <w:rPr>
+                <w:b/>
+                <w:bCs/>
+                <w:sz w:val="22"/>
+              </w:rPr>
+              <w:t>}}</w:t>
             </w:r>
           </w:p>
         </w:tc>
@@ -482,68 +506,14 @@
           <w:sz w:val="22"/>
           <w:szCs w:val="22"/>
         </w:rPr>
-        <w:t>phòng HỢP</w:t>
-      </w:r>
-      <w:r>
-        <w:rPr>
-          <w:spacing w:val="3"/>
+        <w:t xml:space="preserve">phòng </w:t>
+      </w:r>
+      <w:r>
+        <w:rPr>
           <w:sz w:val="22"/>
           <w:szCs w:val="22"/>
         </w:rPr>
-        <w:t xml:space="preserve"> </w:t>
-      </w:r>
-      <w:r>
-        <w:rPr>
-          <w:sz w:val="22"/>
-          <w:szCs w:val="22"/>
-        </w:rPr>
-        <w:t>TÁC</w:t>
-      </w:r>
-      <w:r>
-        <w:rPr>
-          <w:spacing w:val="4"/>
-          <w:sz w:val="22"/>
-          <w:szCs w:val="22"/>
-        </w:rPr>
-        <w:t xml:space="preserve"> </w:t>
-      </w:r>
-      <w:r>
-        <w:rPr>
-          <w:sz w:val="22"/>
-          <w:szCs w:val="22"/>
-        </w:rPr>
-        <w:t>XÃ</w:t>
-      </w:r>
-      <w:r>
-        <w:rPr>
-          <w:spacing w:val="4"/>
-          <w:sz w:val="22"/>
-          <w:szCs w:val="22"/>
-        </w:rPr>
-        <w:t xml:space="preserve"> </w:t>
-      </w:r>
-      <w:r>
-        <w:rPr>
-          <w:sz w:val="22"/>
-          <w:szCs w:val="22"/>
-        </w:rPr>
-        <w:t>LÂM</w:t>
-      </w:r>
-      <w:r>
-        <w:rPr>
-          <w:spacing w:val="4"/>
-          <w:sz w:val="22"/>
-          <w:szCs w:val="22"/>
-        </w:rPr>
-        <w:t xml:space="preserve"> </w:t>
-      </w:r>
-      <w:r>
-        <w:rPr>
-          <w:spacing w:val="-4"/>
-          <w:sz w:val="22"/>
-          <w:szCs w:val="22"/>
-        </w:rPr>
-        <w:t>MINH</w:t>
+        <w:t>{{tenDonViHTX}}</w:t>
       </w:r>
       <w:r>
         <w:rPr>
@@ -1687,7 +1657,19 @@
         <w:rPr>
           <w:sz w:val="22"/>
         </w:rPr>
-        <w:t xml:space="preserve">{{ngayBatDauHopDong_dd}} tháng {{ngayBatDauHopDong_MM}} năm {{ngayBatDauHopDong_yyyy} đến ngày {{ngayHetHanHopDong_dd}} tháng {{ngayHetHanHopDong_MM}} năm {{ngayHetHanHopDong_yyyy}} </w:t>
+        <w:t>{{ngayBatDauHopDong_dd}} tháng {{ngayBatDauHopDong_MM}} năm {{ngayBatDauHopDong_yyyy}</w:t>
+      </w:r>
+      <w:r>
+        <w:rPr>
+          <w:sz w:val="22"/>
+        </w:rPr>
+        <w:t>}</w:t>
+      </w:r>
+      <w:r>
+        <w:rPr>
+          <w:sz w:val="22"/>
+        </w:rPr>
+        <w:t xml:space="preserve"> đến ngày {{ngayHetHanHopDong_dd}} tháng {{ngayHetHanHopDong_MM}} năm {{ngayHetHanHopDong_yyyy}} </w:t>
       </w:r>
     </w:p>
     <w:p>

--- a/templates/hop_dong_dich_vu.docx
+++ b/templates/hop_dong_dich_vu.docx
@@ -556,7 +556,14 @@
           <w:b/>
           <w:sz w:val="22"/>
         </w:rPr>
-        <w:t>Bên A : HỢP TÁC XÃ LÂM MINH</w:t>
+        <w:t xml:space="preserve">Bên A : </w:t>
+      </w:r>
+      <w:r>
+        <w:rPr>
+          <w:b/>
+          <w:sz w:val="22"/>
+        </w:rPr>
+        <w:t>{{tenDonViHTX}}</w:t>
       </w:r>
     </w:p>
     <w:p>

--- a/templates/hop_dong_dich_vu.docx
+++ b/templates/hop_dong_dich_vu.docx
@@ -1,6 +1,6 @@
 
 <file path=word/document.xml><?xml version="1.0" encoding="utf-8"?>
-<w:document xmlns:wpc="http://schemas.microsoft.com/office/word/2010/wordprocessingCanvas" xmlns:cx="http://schemas.microsoft.com/office/drawing/2014/chartex" xmlns:cx1="http://schemas.microsoft.com/office/drawing/2015/9/8/chartex" xmlns:cx2="http://schemas.microsoft.com/office/drawing/2015/10/21/chartex" xmlns:cx3="http://schemas.microsoft.com/office/drawing/2016/5/9/chartex" xmlns:cx4="http://schemas.microsoft.com/office/drawing/2016/5/10/chartex" xmlns:cx5="http://schemas.microsoft.com/office/drawing/2016/5/11/chartex" xmlns:cx6="http://schemas.microsoft.com/office/drawing/2016/5/12/chartex" xmlns:cx7="http://schemas.microsoft.com/office/drawing/2016/5/13/chartex" xmlns:cx8="http://schemas.microsoft.com/office/drawing/2016/5/14/chartex" xmlns:mc="http://schemas.openxmlformats.org/markup-compatibility/2006" xmlns:aink="http://schemas.microsoft.com/office/drawing/2016/ink" xmlns:am3d="http://schemas.microsoft.com/office/drawing/2017/model3d" xmlns:o="urn:schemas-microsoft-com:office:office" xmlns:oel="http://schemas.microsoft.com/office/2019/extlst" xmlns:r="http://schemas.openxmlformats.org/officeDocument/2006/relationships" xmlns:m="http://schemas.openxmlformats.org/officeDocument/2006/math" xmlns:v="urn:schemas-microsoft-com:vml" xmlns:wp14="http://schemas.microsoft.com/office/word/2010/wordprocessingDrawing" xmlns:wp="http://schemas.openxmlformats.org/drawingml/2006/wordprocessingDrawing" xmlns:w10="urn:schemas-microsoft-com:office:word" xmlns:w="http://schemas.openxmlformats.org/wordprocessingml/2006/main" xmlns:w14="http://schemas.microsoft.com/office/word/2010/wordml" xmlns:w15="http://schemas.microsoft.com/office/word/2012/wordml" xmlns:w16cex="http://schemas.microsoft.com/office/word/2018/wordml/cex" xmlns:w16cid="http://schemas.microsoft.com/office/word/2016/wordml/cid" xmlns:w16="http://schemas.microsoft.com/office/word/2018/wordml" xmlns:w16sdtdh="http://schemas.microsoft.com/office/word/2020/wordml/sdtdatahash" xmlns:w16se="http://schemas.microsoft.com/office/word/2015/wordml/symex" xmlns:wpg="http://schemas.microsoft.com/office/word/2010/wordprocessingGroup" xmlns:wpi="http://schemas.microsoft.com/office/word/2010/wordprocessingInk" xmlns:wne="http://schemas.microsoft.com/office/word/2006/wordml" xmlns:wps="http://schemas.microsoft.com/office/word/2010/wordprocessingShape" mc:Ignorable="w14 w15 w16se w16cid w16 w16cex w16sdtdh wp14">
+<w:document xmlns:wpc="http://schemas.microsoft.com/office/word/2010/wordprocessingCanvas" xmlns:cx="http://schemas.microsoft.com/office/drawing/2014/chartex" xmlns:cx1="http://schemas.microsoft.com/office/drawing/2015/9/8/chartex" xmlns:cx2="http://schemas.microsoft.com/office/drawing/2015/10/21/chartex" xmlns:cx3="http://schemas.microsoft.com/office/drawing/2016/5/9/chartex" xmlns:cx4="http://schemas.microsoft.com/office/drawing/2016/5/10/chartex" xmlns:cx5="http://schemas.microsoft.com/office/drawing/2016/5/11/chartex" xmlns:cx6="http://schemas.microsoft.com/office/drawing/2016/5/12/chartex" xmlns:cx7="http://schemas.microsoft.com/office/drawing/2016/5/13/chartex" xmlns:cx8="http://schemas.microsoft.com/office/drawing/2016/5/14/chartex" xmlns:mc="http://schemas.openxmlformats.org/markup-compatibility/2006" xmlns:aink="http://schemas.microsoft.com/office/drawing/2016/ink" xmlns:am3d="http://schemas.microsoft.com/office/drawing/2017/model3d" xmlns:o="urn:schemas-microsoft-com:office:office" xmlns:oel="http://schemas.microsoft.com/office/2019/extlst" xmlns:r="http://schemas.openxmlformats.org/officeDocument/2006/relationships" xmlns:m="http://schemas.openxmlformats.org/officeDocument/2006/math" xmlns:v="urn:schemas-microsoft-com:vml" xmlns:wp14="http://schemas.microsoft.com/office/word/2010/wordprocessingDrawing" xmlns:wp="http://schemas.openxmlformats.org/drawingml/2006/wordprocessingDrawing" xmlns:w10="urn:schemas-microsoft-com:office:word" xmlns:w="http://schemas.openxmlformats.org/wordprocessingml/2006/main" xmlns:w14="http://schemas.microsoft.com/office/word/2010/wordml" xmlns:w15="http://schemas.microsoft.com/office/word/2012/wordml" xmlns:w16cex="http://schemas.microsoft.com/office/word/2018/wordml/cex" xmlns:w16cid="http://schemas.microsoft.com/office/word/2016/wordml/cid" xmlns:w16="http://schemas.microsoft.com/office/word/2018/wordml" xmlns:w16du="http://schemas.microsoft.com/office/word/2023/wordml/word16du" xmlns:w16sdtdh="http://schemas.microsoft.com/office/word/2020/wordml/sdtdatahash" xmlns:w16sdtfl="http://schemas.microsoft.com/office/word/2024/wordml/sdtformatlock" xmlns:w16se="http://schemas.microsoft.com/office/word/2015/wordml/symex" xmlns:wpg="http://schemas.microsoft.com/office/word/2010/wordprocessingGroup" xmlns:wpi="http://schemas.microsoft.com/office/word/2010/wordprocessingInk" xmlns:wne="http://schemas.microsoft.com/office/word/2006/wordml" xmlns:wps="http://schemas.microsoft.com/office/word/2010/wordprocessingShape" mc:Ignorable="w14 w15 w16se w16cid w16 w16cex w16sdtdh w16sdtfl w16du wp14">
   <w:body>
     <w:tbl>
       <w:tblPr>
@@ -577,7 +577,7 @@
         <w:t>{{</w:t>
       </w:r>
       <w:r>
-        <w:t>nguoiDaiDienDonViHTX</w:t>
+        <w:t>nguoiDaiDienKyTen</w:t>
       </w:r>
       <w:r>
         <w:t xml:space="preserve">}} </w:t>
@@ -2121,7 +2121,21 @@
                 <w:b/>
                 <w:sz w:val="22"/>
               </w:rPr>
-              <w:t>{{nguoiDaiDienDonViHTX}}</w:t>
+              <w:t>{{</w:t>
+            </w:r>
+            <w:r>
+              <w:rPr>
+                <w:b/>
+                <w:sz w:val="22"/>
+              </w:rPr>
+              <w:t>nguoiDaiDienKyTen</w:t>
+            </w:r>
+            <w:r>
+              <w:rPr>
+                <w:b/>
+                <w:sz w:val="22"/>
+              </w:rPr>
+              <w:t>}}</w:t>
             </w:r>
           </w:p>
         </w:tc>
@@ -2303,7 +2317,7 @@
 </file>
 
 <file path=word/numbering.xml><?xml version="1.0" encoding="utf-8"?>
-<w:numbering xmlns:wpc="http://schemas.microsoft.com/office/word/2010/wordprocessingCanvas" xmlns:cx="http://schemas.microsoft.com/office/drawing/2014/chartex" xmlns:cx1="http://schemas.microsoft.com/office/drawing/2015/9/8/chartex" xmlns:cx2="http://schemas.microsoft.com/office/drawing/2015/10/21/chartex" xmlns:cx3="http://schemas.microsoft.com/office/drawing/2016/5/9/chartex" xmlns:cx4="http://schemas.microsoft.com/office/drawing/2016/5/10/chartex" xmlns:cx5="http://schemas.microsoft.com/office/drawing/2016/5/11/chartex" xmlns:cx6="http://schemas.microsoft.com/office/drawing/2016/5/12/chartex" xmlns:cx7="http://schemas.microsoft.com/office/drawing/2016/5/13/chartex" xmlns:cx8="http://schemas.microsoft.com/office/drawing/2016/5/14/chartex" xmlns:mc="http://schemas.openxmlformats.org/markup-compatibility/2006" xmlns:aink="http://schemas.microsoft.com/office/drawing/2016/ink" xmlns:am3d="http://schemas.microsoft.com/office/drawing/2017/model3d" xmlns:o="urn:schemas-microsoft-com:office:office" xmlns:oel="http://schemas.microsoft.com/office/2019/extlst" xmlns:r="http://schemas.openxmlformats.org/officeDocument/2006/relationships" xmlns:m="http://schemas.openxmlformats.org/officeDocument/2006/math" xmlns:v="urn:schemas-microsoft-com:vml" xmlns:wp14="http://schemas.microsoft.com/office/word/2010/wordprocessingDrawing" xmlns:wp="http://schemas.openxmlformats.org/drawingml/2006/wordprocessingDrawing" xmlns:w10="urn:schemas-microsoft-com:office:word" xmlns:w="http://schemas.openxmlformats.org/wordprocessingml/2006/main" xmlns:w14="http://schemas.microsoft.com/office/word/2010/wordml" xmlns:w15="http://schemas.microsoft.com/office/word/2012/wordml" xmlns:w16cex="http://schemas.microsoft.com/office/word/2018/wordml/cex" xmlns:w16cid="http://schemas.microsoft.com/office/word/2016/wordml/cid" xmlns:w16="http://schemas.microsoft.com/office/word/2018/wordml" xmlns:w16sdtdh="http://schemas.microsoft.com/office/word/2020/wordml/sdtdatahash" xmlns:w16se="http://schemas.microsoft.com/office/word/2015/wordml/symex" xmlns:wpg="http://schemas.microsoft.com/office/word/2010/wordprocessingGroup" xmlns:wpi="http://schemas.microsoft.com/office/word/2010/wordprocessingInk" xmlns:wne="http://schemas.microsoft.com/office/word/2006/wordml" xmlns:wps="http://schemas.microsoft.com/office/word/2010/wordprocessingShape" mc:Ignorable="w14 w15 w16se w16cid w16 w16cex w16sdtdh wp14">
+<w:numbering xmlns:wpc="http://schemas.microsoft.com/office/word/2010/wordprocessingCanvas" xmlns:cx="http://schemas.microsoft.com/office/drawing/2014/chartex" xmlns:cx1="http://schemas.microsoft.com/office/drawing/2015/9/8/chartex" xmlns:cx2="http://schemas.microsoft.com/office/drawing/2015/10/21/chartex" xmlns:cx3="http://schemas.microsoft.com/office/drawing/2016/5/9/chartex" xmlns:cx4="http://schemas.microsoft.com/office/drawing/2016/5/10/chartex" xmlns:cx5="http://schemas.microsoft.com/office/drawing/2016/5/11/chartex" xmlns:cx6="http://schemas.microsoft.com/office/drawing/2016/5/12/chartex" xmlns:cx7="http://schemas.microsoft.com/office/drawing/2016/5/13/chartex" xmlns:cx8="http://schemas.microsoft.com/office/drawing/2016/5/14/chartex" xmlns:mc="http://schemas.openxmlformats.org/markup-compatibility/2006" xmlns:aink="http://schemas.microsoft.com/office/drawing/2016/ink" xmlns:am3d="http://schemas.microsoft.com/office/drawing/2017/model3d" xmlns:o="urn:schemas-microsoft-com:office:office" xmlns:oel="http://schemas.microsoft.com/office/2019/extlst" xmlns:r="http://schemas.openxmlformats.org/officeDocument/2006/relationships" xmlns:m="http://schemas.openxmlformats.org/officeDocument/2006/math" xmlns:v="urn:schemas-microsoft-com:vml" xmlns:wp14="http://schemas.microsoft.com/office/word/2010/wordprocessingDrawing" xmlns:wp="http://schemas.openxmlformats.org/drawingml/2006/wordprocessingDrawing" xmlns:w10="urn:schemas-microsoft-com:office:word" xmlns:w="http://schemas.openxmlformats.org/wordprocessingml/2006/main" xmlns:w14="http://schemas.microsoft.com/office/word/2010/wordml" xmlns:w15="http://schemas.microsoft.com/office/word/2012/wordml" xmlns:w16cex="http://schemas.microsoft.com/office/word/2018/wordml/cex" xmlns:w16cid="http://schemas.microsoft.com/office/word/2016/wordml/cid" xmlns:w16="http://schemas.microsoft.com/office/word/2018/wordml" xmlns:w16du="http://schemas.microsoft.com/office/word/2023/wordml/word16du" xmlns:w16sdtdh="http://schemas.microsoft.com/office/word/2020/wordml/sdtdatahash" xmlns:w16sdtfl="http://schemas.microsoft.com/office/word/2024/wordml/sdtformatlock" xmlns:w16se="http://schemas.microsoft.com/office/word/2015/wordml/symex" xmlns:wpg="http://schemas.microsoft.com/office/word/2010/wordprocessingGroup" xmlns:wpi="http://schemas.microsoft.com/office/word/2010/wordprocessingInk" xmlns:wne="http://schemas.microsoft.com/office/word/2006/wordml" xmlns:wps="http://schemas.microsoft.com/office/word/2010/wordprocessingShape" mc:Ignorable="w14 w15 w16se w16cid w16 w16cex w16sdtdh w16sdtfl w16du wp14">
   <w:abstractNum w:abstractNumId="0" w15:restartNumberingAfterBreak="0">
     <w:nsid w:val="2BB15716"/>
     <w:multiLevelType w:val="hybridMultilevel"/>
@@ -2423,7 +2437,7 @@
 </file>
 
 <file path=word/styles.xml><?xml version="1.0" encoding="utf-8"?>
-<w:styles xmlns:mc="http://schemas.openxmlformats.org/markup-compatibility/2006" xmlns:r="http://schemas.openxmlformats.org/officeDocument/2006/relationships" xmlns:w="http://schemas.openxmlformats.org/wordprocessingml/2006/main" xmlns:w14="http://schemas.microsoft.com/office/word/2010/wordml" xmlns:w15="http://schemas.microsoft.com/office/word/2012/wordml" xmlns:w16cex="http://schemas.microsoft.com/office/word/2018/wordml/cex" xmlns:w16cid="http://schemas.microsoft.com/office/word/2016/wordml/cid" xmlns:w16="http://schemas.microsoft.com/office/word/2018/wordml" xmlns:w16sdtdh="http://schemas.microsoft.com/office/word/2020/wordml/sdtdatahash" xmlns:w16se="http://schemas.microsoft.com/office/word/2015/wordml/symex" mc:Ignorable="w14 w15 w16se w16cid w16 w16cex w16sdtdh">
+<w:styles xmlns:mc="http://schemas.openxmlformats.org/markup-compatibility/2006" xmlns:r="http://schemas.openxmlformats.org/officeDocument/2006/relationships" xmlns:w="http://schemas.openxmlformats.org/wordprocessingml/2006/main" xmlns:w14="http://schemas.microsoft.com/office/word/2010/wordml" xmlns:w15="http://schemas.microsoft.com/office/word/2012/wordml" xmlns:w16cex="http://schemas.microsoft.com/office/word/2018/wordml/cex" xmlns:w16cid="http://schemas.microsoft.com/office/word/2016/wordml/cid" xmlns:w16="http://schemas.microsoft.com/office/word/2018/wordml" xmlns:w16du="http://schemas.microsoft.com/office/word/2023/wordml/word16du" xmlns:w16sdtdh="http://schemas.microsoft.com/office/word/2020/wordml/sdtdatahash" xmlns:w16sdtfl="http://schemas.microsoft.com/office/word/2024/wordml/sdtformatlock" xmlns:w16se="http://schemas.microsoft.com/office/word/2015/wordml/symex" mc:Ignorable="w14 w15 w16se w16cid w16 w16cex w16sdtdh w16sdtfl w16du">
   <w:docDefaults>
     <w:rPrDefault>
       <w:rPr>
@@ -3024,6 +3038,7 @@
   <w:style w:type="character" w:default="1" w:styleId="DefaultParagraphFont">
     <w:name w:val="Default Paragraph Font"/>
     <w:uiPriority w:val="1"/>
+    <w:semiHidden/>
     <w:unhideWhenUsed/>
   </w:style>
   <w:style w:type="table" w:default="1" w:styleId="TableNormal">
